--- a/Documents/КР_БИВТ-24-5_Джинкеев_АВ_6_Книга.docx
+++ b/Documents/КР_БИВТ-24-5_Джинкеев_АВ_6_Книга.docx
@@ -1014,6 +1014,14 @@
           <w:i/>
           <w:lang w:val="ru-RU"/>
         </w:rPr>
+        <w:t>:</w:t>
+      </w:r>
+      <w:r>
+        <w:rPr>
+          <w:rFonts w:cs="Times New Roman"/>
+          <w:i/>
+          <w:lang w:val="ru-RU"/>
+        </w:rPr>
         <w:t xml:space="preserve"> </w:t>
       </w:r>
       <w:r>
@@ -1045,108 +1053,14 @@
         </w:rPr>
         <w:t>И.И.</w:t>
       </w:r>
-    </w:p>
-    <w:p>
-      <w:pPr>
-        <w:widowControl w:val="0"/>
-        <w:autoSpaceDE w:val="0"/>
-        <w:autoSpaceDN w:val="0"/>
-        <w:spacing w:before="175" w:after="0" w:line="391" w:lineRule="auto"/>
-        <w:ind w:left="2550" w:right="4846" w:hanging="1"/>
+      <w:r>
         <w:rPr>
           <w:rFonts w:cs="Times New Roman"/>
           <w:i/>
-          <w:lang w:val="ru-RU"/>
-        </w:rPr>
-      </w:pPr>
-      <w:r>
-        <w:rPr>
-          <w:rFonts w:cs="Times New Roman"/>
-          <w:i/>
-          <w:noProof/>
-          <w:lang w:val="ru-RU"/>
-        </w:rPr>
-        <mc:AlternateContent>
-          <mc:Choice Requires="wps">
-            <w:drawing>
-              <wp:anchor distT="0" distB="0" distL="0" distR="0" simplePos="0" relativeHeight="251660288" behindDoc="1" locked="0" layoutInCell="1" allowOverlap="1" wp14:anchorId="32FD3C32" wp14:editId="37FB158B">
-                <wp:simplePos x="0" y="0"/>
-                <wp:positionH relativeFrom="page">
-                  <wp:posOffset>2572511</wp:posOffset>
-                </wp:positionH>
-                <wp:positionV relativeFrom="paragraph">
-                  <wp:posOffset>555550</wp:posOffset>
-                </wp:positionV>
-                <wp:extent cx="1064260" cy="6350"/>
-                <wp:effectExtent l="0" t="0" r="0" b="0"/>
-                <wp:wrapNone/>
-                <wp:docPr id="2" name="Graphic 2"/>
-                <wp:cNvGraphicFramePr>
-                  <a:graphicFrameLocks xmlns:a="http://schemas.openxmlformats.org/drawingml/2006/main"/>
-                </wp:cNvGraphicFramePr>
-                <a:graphic xmlns:a="http://schemas.openxmlformats.org/drawingml/2006/main">
-                  <a:graphicData uri="http://schemas.microsoft.com/office/word/2010/wordprocessingShape">
-                    <wps:wsp>
-                      <wps:cNvSpPr>
-                        <a:spLocks/>
-                      </wps:cNvSpPr>
-                      <wps:spPr>
-                        <a:xfrm>
-                          <a:off x="0" y="0"/>
-                          <a:ext cx="1064260" cy="6350"/>
-                        </a:xfrm>
-                        <a:custGeom>
-                          <a:avLst/>
-                          <a:gdLst/>
-                          <a:ahLst/>
-                          <a:cxnLst/>
-                          <a:rect l="l" t="t" r="r" b="b"/>
-                          <a:pathLst>
-                            <a:path w="1064260" h="6350">
-                              <a:moveTo>
-                                <a:pt x="1063752" y="0"/>
-                              </a:moveTo>
-                              <a:lnTo>
-                                <a:pt x="0" y="0"/>
-                              </a:lnTo>
-                              <a:lnTo>
-                                <a:pt x="0" y="6096"/>
-                              </a:lnTo>
-                              <a:lnTo>
-                                <a:pt x="1063752" y="6096"/>
-                              </a:lnTo>
-                              <a:lnTo>
-                                <a:pt x="1063752" y="0"/>
-                              </a:lnTo>
-                              <a:close/>
-                            </a:path>
-                          </a:pathLst>
-                        </a:custGeom>
-                        <a:solidFill>
-                          <a:srgbClr val="000000"/>
-                        </a:solidFill>
-                      </wps:spPr>
-                      <wps:bodyPr wrap="square" lIns="0" tIns="0" rIns="0" bIns="0" rtlCol="0">
-                        <a:prstTxWarp prst="textNoShape">
-                          <a:avLst/>
-                        </a:prstTxWarp>
-                        <a:noAutofit/>
-                      </wps:bodyPr>
-                    </wps:wsp>
-                  </a:graphicData>
-                </a:graphic>
-              </wp:anchor>
-            </w:drawing>
-          </mc:Choice>
-          <mc:Fallback>
-            <w:pict>
-              <v:shape w14:anchorId="5000D7AE" id="Graphic 2" o:spid="_x0000_s1026" style="position:absolute;margin-left:202.55pt;margin-top:43.75pt;width:83.8pt;height:.5pt;z-index:-251656192;visibility:visible;mso-wrap-style:square;mso-wrap-distance-left:0;mso-wrap-distance-top:0;mso-wrap-distance-right:0;mso-wrap-distance-bottom:0;mso-position-horizontal:absolute;mso-position-horizontal-relative:page;mso-position-vertical:absolute;mso-position-vertical-relative:text;v-text-anchor:top" coordsize="1064260,6350" o:gfxdata="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" path="m1063752,l,,,6096r1063752,l1063752,xe" fillcolor="black" stroked="f">
-                <v:path arrowok="t"/>
-                <w10:wrap anchorx="page"/>
-              </v:shape>
-            </w:pict>
-          </mc:Fallback>
-        </mc:AlternateContent>
+          <w:spacing w:val="-4"/>
+          <w:lang w:val="ru-RU"/>
+        </w:rPr>
+        <w:t xml:space="preserve"> </w:t>
       </w:r>
       <w:r>
         <w:rPr>
@@ -1189,6 +1103,7 @@
           <w:rFonts w:cs="Times New Roman"/>
           <w:i/>
           <w:spacing w:val="-2"/>
+          <w:u w:val="single"/>
           <w:lang w:val="ru-RU"/>
         </w:rPr>
         <w:t>Шелудяков</w:t>
@@ -1198,6 +1113,7 @@
           <w:rFonts w:cs="Times New Roman"/>
           <w:i/>
           <w:spacing w:val="-4"/>
+          <w:u w:val="single"/>
           <w:lang w:val="ru-RU"/>
         </w:rPr>
         <w:t xml:space="preserve"> П.А.</w:t>
@@ -1500,6 +1416,7 @@
         <w:ind w:right="112"/>
         <w:rPr>
           <w:rFonts w:cs="Times New Roman"/>
+          <w:i/>
           <w:szCs w:val="24"/>
           <w:lang w:val="ru-RU"/>
         </w:rPr>
@@ -1513,6 +1430,67 @@
         </w:rPr>
         <w:t xml:space="preserve">                                                                    </w:t>
       </w:r>
+    </w:p>
+    <w:p>
+      <w:pPr>
+        <w:widowControl w:val="0"/>
+        <w:autoSpaceDE w:val="0"/>
+        <w:autoSpaceDN w:val="0"/>
+        <w:spacing w:after="0" w:line="240" w:lineRule="auto"/>
+        <w:ind w:right="112"/>
+        <w:rPr>
+          <w:rFonts w:cs="Times New Roman"/>
+          <w:i/>
+          <w:szCs w:val="24"/>
+          <w:lang w:val="ru-RU"/>
+        </w:rPr>
+      </w:pPr>
+    </w:p>
+    <w:p>
+      <w:pPr>
+        <w:widowControl w:val="0"/>
+        <w:autoSpaceDE w:val="0"/>
+        <w:autoSpaceDN w:val="0"/>
+        <w:spacing w:after="0" w:line="240" w:lineRule="auto"/>
+        <w:ind w:right="112"/>
+        <w:rPr>
+          <w:rFonts w:cs="Times New Roman"/>
+          <w:i/>
+          <w:szCs w:val="24"/>
+          <w:lang w:val="ru-RU"/>
+        </w:rPr>
+      </w:pPr>
+    </w:p>
+    <w:p>
+      <w:pPr>
+        <w:widowControl w:val="0"/>
+        <w:autoSpaceDE w:val="0"/>
+        <w:autoSpaceDN w:val="0"/>
+        <w:spacing w:after="0" w:line="240" w:lineRule="auto"/>
+        <w:ind w:right="112"/>
+        <w:rPr>
+          <w:rFonts w:cs="Times New Roman"/>
+          <w:i/>
+          <w:szCs w:val="24"/>
+          <w:lang w:val="ru-RU"/>
+        </w:rPr>
+      </w:pPr>
+    </w:p>
+    <w:p>
+      <w:pPr>
+        <w:widowControl w:val="0"/>
+        <w:autoSpaceDE w:val="0"/>
+        <w:autoSpaceDN w:val="0"/>
+        <w:spacing w:after="0" w:line="240" w:lineRule="auto"/>
+        <w:ind w:right="112"/>
+        <w:jc w:val="center"/>
+        <w:rPr>
+          <w:rFonts w:cs="Times New Roman"/>
+          <w:szCs w:val="24"/>
+          <w:lang w:val="ru-RU"/>
+        </w:rPr>
+      </w:pPr>
+      <w:bookmarkStart w:id="0" w:name="_GoBack"/>
       <w:r>
         <w:rPr>
           <w:rFonts w:cs="Times New Roman"/>
@@ -1557,6 +1535,7 @@
         <w:t>г.</w:t>
       </w:r>
     </w:p>
+    <w:bookmarkEnd w:id="0"/>
     <w:p>
       <w:pPr>
         <w:pStyle w:val="1"/>
@@ -2403,8 +2382,8 @@
         <w:lastRenderedPageBreak/>
         <w:drawing>
           <wp:inline distT="0" distB="0" distL="0" distR="0" wp14:anchorId="62F885E9" wp14:editId="7D953FB2">
-            <wp:extent cx="4553585" cy="7792537"/>
-            <wp:effectExtent l="0" t="0" r="0" b="0"/>
+            <wp:extent cx="4374839" cy="7486650"/>
+            <wp:effectExtent l="0" t="0" r="6985" b="0"/>
             <wp:docPr id="24" name="Рисунок 24"/>
             <wp:cNvGraphicFramePr>
               <a:graphicFrameLocks xmlns:a="http://schemas.openxmlformats.org/drawingml/2006/main" noChangeAspect="1"/>
@@ -2425,7 +2404,7 @@
                   <pic:spPr>
                     <a:xfrm>
                       <a:off x="0" y="0"/>
-                      <a:ext cx="4553585" cy="7792537"/>
+                      <a:ext cx="4383582" cy="7501611"/>
                     </a:xfrm>
                     <a:prstGeom prst="rect">
                       <a:avLst/>
@@ -2444,6 +2423,53 @@
         </w:rPr>
         <w:t xml:space="preserve"> </w:t>
       </w:r>
+    </w:p>
+    <w:p>
+      <w:pPr>
+        <w:spacing w:line="360" w:lineRule="auto"/>
+        <w:jc w:val="center"/>
+        <w:rPr>
+          <w:lang w:val="ru-RU"/>
+        </w:rPr>
+      </w:pPr>
+      <w:r>
+        <w:rPr>
+          <w:lang w:val="ru-RU"/>
+        </w:rPr>
+        <w:t xml:space="preserve">Рисунок 1 — Структура проекта в </w:t>
+      </w:r>
+      <w:r>
+        <w:t>VS</w:t>
+      </w:r>
+      <w:r>
+        <w:rPr>
+          <w:lang w:val="ru-RU"/>
+        </w:rPr>
+        <w:t xml:space="preserve"> </w:t>
+      </w:r>
+      <w:r>
+        <w:t>Code</w:t>
+      </w:r>
+    </w:p>
+    <w:p>
+      <w:pPr>
+        <w:spacing w:line="360" w:lineRule="auto"/>
+        <w:jc w:val="center"/>
+        <w:rPr>
+          <w:noProof/>
+          <w:lang w:val="ru-RU"/>
+        </w:rPr>
+      </w:pPr>
+    </w:p>
+    <w:p>
+      <w:pPr>
+        <w:spacing w:line="360" w:lineRule="auto"/>
+        <w:jc w:val="center"/>
+        <w:rPr>
+          <w:noProof/>
+          <w:lang w:val="ru-RU"/>
+        </w:rPr>
+      </w:pPr>
       <w:r>
         <w:rPr>
           <w:noProof/>
@@ -2497,10 +2523,58 @@
       </w:pPr>
       <w:r>
         <w:rPr>
+          <w:lang w:val="ru-RU"/>
+        </w:rPr>
+        <w:t xml:space="preserve">Рисунок </w:t>
+      </w:r>
+      <w:r>
+        <w:rPr>
+          <w:lang w:val="ru-RU"/>
+        </w:rPr>
+        <w:t>2</w:t>
+      </w:r>
+      <w:r>
+        <w:rPr>
+          <w:lang w:val="ru-RU"/>
+        </w:rPr>
+        <w:t xml:space="preserve"> — Структура проекта в </w:t>
+      </w:r>
+      <w:r>
+        <w:t>VS</w:t>
+      </w:r>
+      <w:r>
+        <w:rPr>
+          <w:lang w:val="ru-RU"/>
+        </w:rPr>
+        <w:t xml:space="preserve"> </w:t>
+      </w:r>
+      <w:r>
+        <w:t>Code</w:t>
+      </w:r>
+    </w:p>
+    <w:p>
+      <w:pPr>
+        <w:spacing w:line="360" w:lineRule="auto"/>
+        <w:jc w:val="center"/>
+        <w:rPr>
           <w:noProof/>
           <w:lang w:val="ru-RU"/>
         </w:rPr>
-        <w:lastRenderedPageBreak/>
+      </w:pPr>
+    </w:p>
+    <w:p>
+      <w:pPr>
+        <w:spacing w:line="360" w:lineRule="auto"/>
+        <w:jc w:val="center"/>
+        <w:rPr>
+          <w:lang w:val="ru-RU"/>
+        </w:rPr>
+      </w:pPr>
+      <w:r>
+        <w:rPr>
+          <w:noProof/>
+          <w:lang w:val="ru-RU"/>
+        </w:rPr>
         <w:drawing>
           <wp:inline distT="0" distB="0" distL="0" distR="0" wp14:anchorId="21B52DAB" wp14:editId="798CC531">
             <wp:extent cx="3143412" cy="3606985"/>
@@ -2550,7 +2624,19 @@
         <w:rPr>
           <w:lang w:val="ru-RU"/>
         </w:rPr>
-        <w:t xml:space="preserve">Рисунок 1 — Структура проекта в </w:t>
+        <w:t xml:space="preserve">Рисунок </w:t>
+      </w:r>
+      <w:r>
+        <w:rPr>
+          <w:lang w:val="ru-RU"/>
+        </w:rPr>
+        <w:t>3</w:t>
+      </w:r>
+      <w:r>
+        <w:rPr>
+          <w:lang w:val="ru-RU"/>
+        </w:rPr>
+        <w:t xml:space="preserve"> — Структура проекта в </w:t>
       </w:r>
       <w:r>
         <w:t>VS</w:t>
@@ -2605,7 +2691,7 @@
         <w:tc>
           <w:tcPr>
             <w:tcW w:w="3230" w:type="dxa"/>
-            <w:shd w:val="clear" w:color="auto" w:fill="EDEDED"/>
+            <w:shd w:val="clear" w:color="auto" w:fill="auto"/>
           </w:tcPr>
           <w:p>
             <w:pPr>
@@ -2622,7 +2708,7 @@
         <w:tc>
           <w:tcPr>
             <w:tcW w:w="3230" w:type="dxa"/>
-            <w:shd w:val="clear" w:color="auto" w:fill="EDEDED"/>
+            <w:shd w:val="clear" w:color="auto" w:fill="auto"/>
           </w:tcPr>
           <w:p>
             <w:pPr>
@@ -2639,7 +2725,7 @@
         <w:tc>
           <w:tcPr>
             <w:tcW w:w="3230" w:type="dxa"/>
-            <w:shd w:val="clear" w:color="auto" w:fill="EDEDED"/>
+            <w:shd w:val="clear" w:color="auto" w:fill="auto"/>
           </w:tcPr>
           <w:p>
             <w:pPr>
@@ -2918,6 +3004,7 @@
           <w:rFonts w:ascii="Times New Roman" w:eastAsia="Times New Roman" w:hAnsi="Times New Roman"/>
           <w:lang w:val="ru-RU"/>
         </w:rPr>
+        <w:lastRenderedPageBreak/>
         <w:t>4</w:t>
       </w:r>
       <w:r>
@@ -2980,7 +3067,6 @@
         <w:rPr>
           <w:lang w:val="ru-RU"/>
         </w:rPr>
-        <w:lastRenderedPageBreak/>
         <w:t>Сущность «Автор» хранит данные об авторе книги: полное имя, страну и год рождения. Один автор может быть связан с несколькими книгами.</w:t>
       </w:r>
     </w:p>
@@ -3098,7 +3184,7 @@
         <w:tc>
           <w:tcPr>
             <w:tcW w:w="2422" w:type="dxa"/>
-            <w:shd w:val="clear" w:color="auto" w:fill="EDEDED"/>
+            <w:shd w:val="clear" w:color="auto" w:fill="auto"/>
           </w:tcPr>
           <w:p>
             <w:pPr>
@@ -3117,7 +3203,7 @@
         <w:tc>
           <w:tcPr>
             <w:tcW w:w="2422" w:type="dxa"/>
-            <w:shd w:val="clear" w:color="auto" w:fill="EDEDED"/>
+            <w:shd w:val="clear" w:color="auto" w:fill="auto"/>
           </w:tcPr>
           <w:p>
             <w:pPr>
@@ -3134,7 +3220,7 @@
         <w:tc>
           <w:tcPr>
             <w:tcW w:w="2422" w:type="dxa"/>
-            <w:shd w:val="clear" w:color="auto" w:fill="EDEDED"/>
+            <w:shd w:val="clear" w:color="auto" w:fill="auto"/>
           </w:tcPr>
           <w:p>
             <w:pPr>
@@ -3151,7 +3237,7 @@
         <w:tc>
           <w:tcPr>
             <w:tcW w:w="2422" w:type="dxa"/>
-            <w:shd w:val="clear" w:color="auto" w:fill="EDEDED"/>
+            <w:shd w:val="clear" w:color="auto" w:fill="auto"/>
           </w:tcPr>
           <w:p>
             <w:pPr>
@@ -3722,6 +3808,7 @@
           </w:tcPr>
           <w:p>
             <w:r>
+              <w:lastRenderedPageBreak/>
               <w:t>books</w:t>
             </w:r>
           </w:p>
@@ -4037,7 +4124,6 @@
           </w:tcPr>
           <w:p>
             <w:r>
-              <w:lastRenderedPageBreak/>
               <w:t>book_logs</w:t>
             </w:r>
           </w:p>
@@ -4328,8 +4414,8 @@
         <w:lastRenderedPageBreak/>
         <w:drawing>
           <wp:inline distT="0" distB="0" distL="0" distR="0" wp14:anchorId="0B2B5E9C" wp14:editId="64475E97">
-            <wp:extent cx="4772691" cy="8468907"/>
-            <wp:effectExtent l="0" t="0" r="8890" b="8890"/>
+            <wp:extent cx="4552950" cy="8078987"/>
+            <wp:effectExtent l="0" t="0" r="0" b="0"/>
             <wp:docPr id="1" name="Рисунок 1"/>
             <wp:cNvGraphicFramePr>
               <a:graphicFrameLocks xmlns:a="http://schemas.openxmlformats.org/drawingml/2006/main" noChangeAspect="1"/>
@@ -4350,7 +4436,7 @@
                   <pic:spPr>
                     <a:xfrm>
                       <a:off x="0" y="0"/>
-                      <a:ext cx="4772691" cy="8468907"/>
+                      <a:ext cx="4558311" cy="8088500"/>
                     </a:xfrm>
                     <a:prstGeom prst="rect">
                       <a:avLst/>
@@ -4375,8 +4461,19 @@
         <w:rPr>
           <w:lang w:val="ru-RU"/>
         </w:rPr>
-        <w:lastRenderedPageBreak/>
-        <w:t xml:space="preserve">Рисунок 2 — Таблицы базы данных в </w:t>
+        <w:t xml:space="preserve">Рисунок </w:t>
+      </w:r>
+      <w:r>
+        <w:rPr>
+          <w:lang w:val="ru-RU"/>
+        </w:rPr>
+        <w:t>4</w:t>
+      </w:r>
+      <w:r>
+        <w:rPr>
+          <w:lang w:val="ru-RU"/>
+        </w:rPr>
+        <w:t xml:space="preserve"> — Таблицы базы данных в </w:t>
       </w:r>
       <w:proofErr w:type="spellStart"/>
       <w:r>
@@ -4396,6 +4493,7 @@
         <w:rPr>
           <w:noProof/>
         </w:rPr>
+        <w:lastRenderedPageBreak/>
         <w:drawing>
           <wp:inline distT="0" distB="0" distL="0" distR="0" wp14:anchorId="696E95B4" wp14:editId="52720E3B">
             <wp:extent cx="6152515" cy="2085975"/>
@@ -4445,7 +4543,19 @@
         <w:rPr>
           <w:lang w:val="ru-RU"/>
         </w:rPr>
-        <w:t xml:space="preserve">Рисунок 3 — Представление </w:t>
+        <w:t xml:space="preserve">Рисунок </w:t>
+      </w:r>
+      <w:r>
+        <w:rPr>
+          <w:lang w:val="ru-RU"/>
+        </w:rPr>
+        <w:t>5</w:t>
+      </w:r>
+      <w:r>
+        <w:rPr>
+          <w:lang w:val="ru-RU"/>
+        </w:rPr>
+        <w:t xml:space="preserve"> — Представление </w:t>
       </w:r>
       <w:r>
         <w:t>view</w:t>
@@ -4934,8 +5044,19 @@
         <w:rPr>
           <w:lang w:val="ru-RU"/>
         </w:rPr>
-        <w:lastRenderedPageBreak/>
-        <w:t xml:space="preserve">Рисунок 4 — Журнал действий </w:t>
+        <w:t xml:space="preserve">Рисунок </w:t>
+      </w:r>
+      <w:r>
+        <w:rPr>
+          <w:lang w:val="ru-RU"/>
+        </w:rPr>
+        <w:t>6</w:t>
+      </w:r>
+      <w:r>
+        <w:rPr>
+          <w:lang w:val="ru-RU"/>
+        </w:rPr>
+        <w:t xml:space="preserve"> — Журнал действий </w:t>
       </w:r>
       <w:r>
         <w:t>book</w:t>
@@ -4952,6 +5073,134 @@
     </w:p>
     <w:p>
       <w:pPr>
+        <w:spacing w:after="120" w:line="240" w:lineRule="auto"/>
+        <w:rPr>
+          <w:lang w:val="ru-RU"/>
+        </w:rPr>
+      </w:pPr>
+    </w:p>
+    <w:p>
+      <w:pPr>
+        <w:pBdr>
+          <w:top w:val="single" w:sz="4" w:space="1" w:color="auto"/>
+          <w:left w:val="single" w:sz="4" w:space="4" w:color="auto"/>
+          <w:bottom w:val="single" w:sz="4" w:space="1" w:color="auto"/>
+          <w:right w:val="single" w:sz="4" w:space="4" w:color="auto"/>
+          <w:between w:val="single" w:sz="4" w:space="1" w:color="auto"/>
+          <w:bar w:val="single" w:sz="4" w:color="auto"/>
+        </w:pBdr>
+        <w:spacing w:after="120" w:line="240" w:lineRule="auto"/>
+        <w:rPr>
+          <w:rFonts w:ascii="Courier New" w:eastAsia="Courier New" w:hAnsi="Courier New"/>
+          <w:sz w:val="18"/>
+        </w:rPr>
+      </w:pPr>
+      <w:r>
+        <w:rPr>
+          <w:rFonts w:ascii="Courier New" w:eastAsia="Courier New" w:hAnsi="Courier New"/>
+          <w:sz w:val="18"/>
+        </w:rPr>
+        <w:t xml:space="preserve">SELECT * FROM </w:t>
+      </w:r>
+      <w:proofErr w:type="spellStart"/>
+      <w:r>
+        <w:rPr>
+          <w:rFonts w:ascii="Courier New" w:eastAsia="Courier New" w:hAnsi="Courier New"/>
+          <w:sz w:val="18"/>
+        </w:rPr>
+        <w:t>view_books_full</w:t>
+      </w:r>
+      <w:proofErr w:type="spellEnd"/>
+      <w:r>
+        <w:rPr>
+          <w:rFonts w:ascii="Courier New" w:eastAsia="Courier New" w:hAnsi="Courier New"/>
+          <w:sz w:val="18"/>
+        </w:rPr>
+        <w:t>;</w:t>
+      </w:r>
+      <w:r>
+        <w:rPr>
+          <w:rFonts w:ascii="Courier New" w:eastAsia="Courier New" w:hAnsi="Courier New"/>
+          <w:sz w:val="18"/>
+        </w:rPr>
+        <w:br/>
+        <w:t xml:space="preserve">SELECT </w:t>
+      </w:r>
+      <w:proofErr w:type="spellStart"/>
+      <w:r>
+        <w:rPr>
+          <w:rFonts w:ascii="Courier New" w:eastAsia="Courier New" w:hAnsi="Courier New"/>
+          <w:sz w:val="18"/>
+        </w:rPr>
+        <w:t>get_books_</w:t>
+      </w:r>
+      <w:proofErr w:type="gramStart"/>
+      <w:r>
+        <w:rPr>
+          <w:rFonts w:ascii="Courier New" w:eastAsia="Courier New" w:hAnsi="Courier New"/>
+          <w:sz w:val="18"/>
+        </w:rPr>
+        <w:t>count</w:t>
+      </w:r>
+      <w:proofErr w:type="spellEnd"/>
+      <w:r>
+        <w:rPr>
+          <w:rFonts w:ascii="Courier New" w:eastAsia="Courier New" w:hAnsi="Courier New"/>
+          <w:sz w:val="18"/>
+        </w:rPr>
+        <w:t>(</w:t>
+      </w:r>
+      <w:proofErr w:type="gramEnd"/>
+      <w:r>
+        <w:rPr>
+          <w:rFonts w:ascii="Courier New" w:eastAsia="Courier New" w:hAnsi="Courier New"/>
+          <w:sz w:val="18"/>
+        </w:rPr>
+        <w:t>);</w:t>
+      </w:r>
+      <w:r>
+        <w:rPr>
+          <w:rFonts w:ascii="Courier New" w:eastAsia="Courier New" w:hAnsi="Courier New"/>
+          <w:sz w:val="18"/>
+        </w:rPr>
+        <w:br/>
+        <w:t>SELECT * FROM get_books_by_author(1);</w:t>
+      </w:r>
+      <w:r>
+        <w:rPr>
+          <w:rFonts w:ascii="Courier New" w:eastAsia="Courier New" w:hAnsi="Courier New"/>
+          <w:sz w:val="18"/>
+        </w:rPr>
+        <w:br/>
+        <w:t>CALL add_book('Проверочная книга', 1, 1, 1, 2024, 500.00, 2);</w:t>
+      </w:r>
+      <w:r>
+        <w:rPr>
+          <w:rFonts w:ascii="Courier New" w:eastAsia="Courier New" w:hAnsi="Courier New"/>
+          <w:sz w:val="18"/>
+        </w:rPr>
+        <w:br/>
+        <w:t xml:space="preserve">SELECT * FROM </w:t>
+      </w:r>
+      <w:proofErr w:type="spellStart"/>
+      <w:r>
+        <w:rPr>
+          <w:rFonts w:ascii="Courier New" w:eastAsia="Courier New" w:hAnsi="Courier New"/>
+          <w:sz w:val="18"/>
+        </w:rPr>
+        <w:t>book_logs</w:t>
+      </w:r>
+      <w:proofErr w:type="spellEnd"/>
+      <w:r>
+        <w:rPr>
+          <w:rFonts w:ascii="Courier New" w:eastAsia="Courier New" w:hAnsi="Courier New"/>
+          <w:sz w:val="18"/>
+        </w:rPr>
+        <w:t>;</w:t>
+      </w:r>
+    </w:p>
+    <w:p>
+      <w:pPr>
         <w:spacing w:line="360" w:lineRule="auto"/>
         <w:jc w:val="center"/>
         <w:rPr>
@@ -4977,62 +5226,12 @@
     <w:p>
       <w:pPr>
         <w:spacing w:after="120" w:line="240" w:lineRule="auto"/>
-      </w:pPr>
-      <w:r>
-        <w:rPr>
-          <w:rFonts w:ascii="Courier New" w:eastAsia="Courier New" w:hAnsi="Courier New"/>
-          <w:sz w:val="18"/>
-        </w:rPr>
-        <w:t>SELECT * FROM view_books_full;</w:t>
-      </w:r>
-      <w:r>
-        <w:rPr>
-          <w:rFonts w:ascii="Courier New" w:eastAsia="Courier New" w:hAnsi="Courier New"/>
-          <w:sz w:val="18"/>
-        </w:rPr>
-        <w:br/>
-        <w:t>SELECT get_books_</w:t>
-      </w:r>
-      <w:proofErr w:type="gramStart"/>
-      <w:r>
-        <w:rPr>
-          <w:rFonts w:ascii="Courier New" w:eastAsia="Courier New" w:hAnsi="Courier New"/>
-          <w:sz w:val="18"/>
-        </w:rPr>
-        <w:t>count(</w:t>
-      </w:r>
-      <w:proofErr w:type="gramEnd"/>
-      <w:r>
-        <w:rPr>
-          <w:rFonts w:ascii="Courier New" w:eastAsia="Courier New" w:hAnsi="Courier New"/>
-          <w:sz w:val="18"/>
-        </w:rPr>
-        <w:t>);</w:t>
-      </w:r>
-      <w:r>
-        <w:rPr>
-          <w:rFonts w:ascii="Courier New" w:eastAsia="Courier New" w:hAnsi="Courier New"/>
-          <w:sz w:val="18"/>
-        </w:rPr>
-        <w:br/>
-        <w:t>SELECT * FROM get_books_by_author(1);</w:t>
-      </w:r>
-      <w:r>
-        <w:rPr>
-          <w:rFonts w:ascii="Courier New" w:eastAsia="Courier New" w:hAnsi="Courier New"/>
-          <w:sz w:val="18"/>
-        </w:rPr>
-        <w:br/>
-        <w:t>CALL add_book('Проверочная книга', 1, 1, 1, 2024, 500.00, 2);</w:t>
-      </w:r>
-      <w:r>
-        <w:rPr>
-          <w:rFonts w:ascii="Courier New" w:eastAsia="Courier New" w:hAnsi="Courier New"/>
-          <w:sz w:val="18"/>
-        </w:rPr>
-        <w:br/>
-        <w:t>SELECT * FROM book_logs;</w:t>
-      </w:r>
+        <w:rPr>
+          <w:b/>
+          <w:bCs/>
+          <w:lang w:val="ru-RU"/>
+        </w:rPr>
+      </w:pPr>
     </w:p>
     <w:p>
       <w:pPr>
@@ -5329,7 +5528,19 @@
         <w:rPr>
           <w:lang w:val="ru-RU"/>
         </w:rPr>
-        <w:t xml:space="preserve">Рисунок 5 — Подключение </w:t>
+        <w:t xml:space="preserve">Рисунок </w:t>
+      </w:r>
+      <w:r>
+        <w:rPr>
+          <w:lang w:val="ru-RU"/>
+        </w:rPr>
+        <w:t>7</w:t>
+      </w:r>
+      <w:r>
+        <w:rPr>
+          <w:lang w:val="ru-RU"/>
+        </w:rPr>
+        <w:t xml:space="preserve"> — Подключение </w:t>
       </w:r>
       <w:proofErr w:type="spellStart"/>
       <w:r>
@@ -5451,7 +5662,19 @@
         <w:rPr>
           <w:lang w:val="ru-RU"/>
         </w:rPr>
-        <w:t xml:space="preserve">Рисунок 6 — Включение </w:t>
+        <w:t xml:space="preserve">Рисунок </w:t>
+      </w:r>
+      <w:r>
+        <w:rPr>
+          <w:lang w:val="ru-RU"/>
+        </w:rPr>
+        <w:t>8</w:t>
+      </w:r>
+      <w:r>
+        <w:rPr>
+          <w:lang w:val="ru-RU"/>
+        </w:rPr>
+        <w:t xml:space="preserve"> — Включение </w:t>
       </w:r>
       <w:r>
         <w:t>CORS</w:t>
@@ -5502,7 +5725,7 @@
         <w:tc>
           <w:tcPr>
             <w:tcW w:w="2422" w:type="dxa"/>
-            <w:shd w:val="clear" w:color="auto" w:fill="EDEDED"/>
+            <w:shd w:val="clear" w:color="auto" w:fill="auto"/>
           </w:tcPr>
           <w:p>
             <w:pPr>
@@ -5521,7 +5744,7 @@
         <w:tc>
           <w:tcPr>
             <w:tcW w:w="2422" w:type="dxa"/>
-            <w:shd w:val="clear" w:color="auto" w:fill="EDEDED"/>
+            <w:shd w:val="clear" w:color="auto" w:fill="auto"/>
           </w:tcPr>
           <w:p>
             <w:pPr>
@@ -5538,7 +5761,7 @@
         <w:tc>
           <w:tcPr>
             <w:tcW w:w="2422" w:type="dxa"/>
-            <w:shd w:val="clear" w:color="auto" w:fill="EDEDED"/>
+            <w:shd w:val="clear" w:color="auto" w:fill="auto"/>
           </w:tcPr>
           <w:p>
             <w:pPr>
@@ -5555,7 +5778,7 @@
         <w:tc>
           <w:tcPr>
             <w:tcW w:w="2422" w:type="dxa"/>
-            <w:shd w:val="clear" w:color="auto" w:fill="EDEDED"/>
+            <w:shd w:val="clear" w:color="auto" w:fill="auto"/>
           </w:tcPr>
           <w:p>
             <w:pPr>
@@ -5677,9 +5900,9 @@
         <w:tblLook w:val="04A0" w:firstRow="1" w:lastRow="0" w:firstColumn="1" w:lastColumn="0" w:noHBand="0" w:noVBand="1"/>
       </w:tblPr>
       <w:tblGrid>
-        <w:gridCol w:w="3225"/>
         <w:gridCol w:w="3227"/>
-        <w:gridCol w:w="3227"/>
+        <w:gridCol w:w="3226"/>
+        <w:gridCol w:w="3226"/>
       </w:tblGrid>
       <w:tr>
         <w:trPr>
@@ -5688,24 +5911,41 @@
         <w:tc>
           <w:tcPr>
             <w:tcW w:w="3230" w:type="dxa"/>
-            <w:shd w:val="clear" w:color="auto" w:fill="EDEDED"/>
+            <w:shd w:val="clear" w:color="auto" w:fill="auto"/>
           </w:tcPr>
           <w:p>
             <w:pPr>
-              <w:jc w:val="center"/>
+              <w:tabs>
+                <w:tab w:val="center" w:pos="1504"/>
+                <w:tab w:val="right" w:pos="3009"/>
+              </w:tabs>
             </w:pPr>
+            <w:r>
+              <w:rPr>
+                <w:b/>
+              </w:rPr>
+              <w:tab/>
+            </w:r>
+            <w:proofErr w:type="spellStart"/>
             <w:r>
               <w:rPr>
                 <w:b/>
               </w:rPr>
               <w:t>Метод</w:t>
             </w:r>
+            <w:proofErr w:type="spellEnd"/>
+            <w:r>
+              <w:rPr>
+                <w:b/>
+              </w:rPr>
+              <w:tab/>
+            </w:r>
           </w:p>
         </w:tc>
         <w:tc>
           <w:tcPr>
             <w:tcW w:w="3230" w:type="dxa"/>
-            <w:shd w:val="clear" w:color="auto" w:fill="EDEDED"/>
+            <w:shd w:val="clear" w:color="auto" w:fill="auto"/>
           </w:tcPr>
           <w:p>
             <w:pPr>
@@ -5722,7 +5962,7 @@
         <w:tc>
           <w:tcPr>
             <w:tcW w:w="3230" w:type="dxa"/>
-            <w:shd w:val="clear" w:color="auto" w:fill="EDEDED"/>
+            <w:shd w:val="clear" w:color="auto" w:fill="auto"/>
           </w:tcPr>
           <w:p>
             <w:pPr>
@@ -6113,16 +6353,26 @@
           <w:lang w:val="ru-RU"/>
         </w:rPr>
       </w:pPr>
+    </w:p>
+    <w:p>
+      <w:pPr>
+        <w:spacing w:line="360" w:lineRule="auto"/>
+        <w:jc w:val="center"/>
+        <w:rPr>
+          <w:lang w:val="ru-RU"/>
+        </w:rPr>
+      </w:pPr>
       <w:r>
         <w:rPr>
           <w:noProof/>
+          <w:lang w:val="ru-RU"/>
         </w:rPr>
         <w:lastRenderedPageBreak/>
         <w:drawing>
-          <wp:inline distT="0" distB="0" distL="0" distR="0" wp14:anchorId="084528D9" wp14:editId="236D8962">
-            <wp:extent cx="6152515" cy="1742744"/>
-            <wp:effectExtent l="0" t="0" r="635" b="0"/>
-            <wp:docPr id="13" name="Рисунок 13"/>
+          <wp:inline distT="0" distB="0" distL="0" distR="0" wp14:anchorId="328BE19D" wp14:editId="1038865C">
+            <wp:extent cx="6152515" cy="2588260"/>
+            <wp:effectExtent l="0" t="0" r="635" b="2540"/>
+            <wp:docPr id="22" name="Рисунок 22"/>
             <wp:cNvGraphicFramePr>
               <a:graphicFrameLocks xmlns:a="http://schemas.openxmlformats.org/drawingml/2006/main" noChangeAspect="1"/>
             </wp:cNvGraphicFramePr>
@@ -6142,7 +6392,7 @@
                   <pic:spPr>
                     <a:xfrm>
                       <a:off x="0" y="0"/>
-                      <a:ext cx="6221655" cy="1762328"/>
+                      <a:ext cx="6152515" cy="2588260"/>
                     </a:xfrm>
                     <a:prstGeom prst="rect">
                       <a:avLst/>
@@ -6167,16 +6417,11 @@
         <w:rPr>
           <w:lang w:val="ru-RU"/>
         </w:rPr>
-        <w:t xml:space="preserve">Рисунок 7 — Проверка </w:t>
-      </w:r>
-      <w:proofErr w:type="spellStart"/>
-      <w:r>
-        <w:rPr>
-          <w:lang w:val="ru-RU"/>
-        </w:rPr>
-        <w:t>эндпоинта</w:t>
-      </w:r>
-      <w:proofErr w:type="spellEnd"/>
+        <w:t xml:space="preserve">Рисунок 9 — Добавление книги через </w:t>
+      </w:r>
+      <w:r>
+        <w:t>REST</w:t>
+      </w:r>
       <w:r>
         <w:rPr>
           <w:lang w:val="ru-RU"/>
@@ -6184,35 +6429,23 @@
         <w:t xml:space="preserve"> </w:t>
       </w:r>
       <w:r>
-        <w:t>GET</w:t>
-      </w:r>
-      <w:r>
-        <w:rPr>
-          <w:lang w:val="ru-RU"/>
-        </w:rPr>
-        <w:t xml:space="preserve"> /</w:t>
-      </w:r>
-      <w:r>
-        <w:t>books</w:t>
+        <w:t>API</w:t>
       </w:r>
     </w:p>
     <w:p>
       <w:pPr>
         <w:spacing w:line="360" w:lineRule="auto"/>
         <w:jc w:val="center"/>
-        <w:rPr>
-          <w:lang w:val="ru-RU"/>
-        </w:rPr>
       </w:pPr>
       <w:r>
         <w:rPr>
           <w:noProof/>
         </w:rPr>
         <w:drawing>
-          <wp:inline distT="0" distB="0" distL="0" distR="0" wp14:anchorId="50BCD7C1" wp14:editId="08C25240">
-            <wp:extent cx="6152515" cy="993914"/>
-            <wp:effectExtent l="0" t="0" r="635" b="0"/>
-            <wp:docPr id="14" name="Рисунок 14"/>
+          <wp:inline distT="0" distB="0" distL="0" distR="0" wp14:anchorId="40192D14" wp14:editId="2C3EDFF9">
+            <wp:extent cx="6152515" cy="1615440"/>
+            <wp:effectExtent l="0" t="0" r="635" b="3810"/>
+            <wp:docPr id="23" name="Рисунок 23"/>
             <wp:cNvGraphicFramePr>
               <a:graphicFrameLocks xmlns:a="http://schemas.openxmlformats.org/drawingml/2006/main" noChangeAspect="1"/>
             </wp:cNvGraphicFramePr>
@@ -6232,7 +6465,7 @@
                   <pic:spPr>
                     <a:xfrm>
                       <a:off x="0" y="0"/>
-                      <a:ext cx="6291622" cy="1016386"/>
+                      <a:ext cx="6152515" cy="1615440"/>
                     </a:xfrm>
                     <a:prstGeom prst="rect">
                       <a:avLst/>
@@ -6257,33 +6490,7 @@
         <w:rPr>
           <w:lang w:val="ru-RU"/>
         </w:rPr>
-        <w:t xml:space="preserve">Рисунок 8 — Проверка </w:t>
-      </w:r>
-      <w:proofErr w:type="spellStart"/>
-      <w:r>
-        <w:rPr>
-          <w:lang w:val="ru-RU"/>
-        </w:rPr>
-        <w:t>эндпоинта</w:t>
-      </w:r>
-      <w:proofErr w:type="spellEnd"/>
-      <w:r>
-        <w:rPr>
-          <w:lang w:val="ru-RU"/>
-        </w:rPr>
-        <w:t xml:space="preserve"> </w:t>
-      </w:r>
-      <w:r>
-        <w:t>GET</w:t>
-      </w:r>
-      <w:r>
-        <w:rPr>
-          <w:lang w:val="ru-RU"/>
-        </w:rPr>
-        <w:t xml:space="preserve"> /</w:t>
-      </w:r>
-      <w:r>
-        <w:t>authors</w:t>
+        <w:t>Рисунок 10 — Изменение количества экземпляров книги</w:t>
       </w:r>
     </w:p>
     <w:p>
@@ -6297,13 +6504,13 @@
       <w:r>
         <w:rPr>
           <w:noProof/>
-          <w:lang w:val="ru-RU"/>
-        </w:rPr>
+        </w:rPr>
+        <w:lastRenderedPageBreak/>
         <w:drawing>
-          <wp:inline distT="0" distB="0" distL="0" distR="0" wp14:anchorId="328BE19D" wp14:editId="1038865C">
-            <wp:extent cx="6152515" cy="2588260"/>
-            <wp:effectExtent l="0" t="0" r="635" b="2540"/>
-            <wp:docPr id="22" name="Рисунок 22"/>
+          <wp:inline distT="0" distB="0" distL="0" distR="0" wp14:anchorId="2CD0F74F" wp14:editId="6EAF11D4">
+            <wp:extent cx="6152515" cy="3885565"/>
+            <wp:effectExtent l="0" t="0" r="635" b="635"/>
+            <wp:docPr id="17" name="Рисунок 17"/>
             <wp:cNvGraphicFramePr>
               <a:graphicFrameLocks xmlns:a="http://schemas.openxmlformats.org/drawingml/2006/main" noChangeAspect="1"/>
             </wp:cNvGraphicFramePr>
@@ -6323,7 +6530,7 @@
                   <pic:spPr>
                     <a:xfrm>
                       <a:off x="0" y="0"/>
-                      <a:ext cx="6152515" cy="2588260"/>
+                      <a:ext cx="6152515" cy="3885565"/>
                     </a:xfrm>
                     <a:prstGeom prst="rect">
                       <a:avLst/>
@@ -6348,7 +6555,7 @@
         <w:rPr>
           <w:lang w:val="ru-RU"/>
         </w:rPr>
-        <w:t xml:space="preserve">Рисунок 9 — Добавление книги через </w:t>
+        <w:t xml:space="preserve">Рисунок 11 — Удаление книги через </w:t>
       </w:r>
       <w:r>
         <w:t>REST</w:t>
@@ -6372,12 +6579,11 @@
         <w:rPr>
           <w:noProof/>
         </w:rPr>
-        <w:lastRenderedPageBreak/>
         <w:drawing>
-          <wp:inline distT="0" distB="0" distL="0" distR="0" wp14:anchorId="40192D14" wp14:editId="2C3EDFF9">
-            <wp:extent cx="6152515" cy="1615440"/>
-            <wp:effectExtent l="0" t="0" r="635" b="3810"/>
-            <wp:docPr id="23" name="Рисунок 23"/>
+          <wp:inline distT="0" distB="0" distL="0" distR="0" wp14:anchorId="624E9004" wp14:editId="0D0A006B">
+            <wp:extent cx="5486400" cy="3655712"/>
+            <wp:effectExtent l="0" t="0" r="0" b="1905"/>
+            <wp:docPr id="20" name="Рисунок 20"/>
             <wp:cNvGraphicFramePr>
               <a:graphicFrameLocks xmlns:a="http://schemas.openxmlformats.org/drawingml/2006/main" noChangeAspect="1"/>
             </wp:cNvGraphicFramePr>
@@ -6397,7 +6603,7 @@
                   <pic:spPr>
                     <a:xfrm>
                       <a:off x="0" y="0"/>
-                      <a:ext cx="6152515" cy="1615440"/>
+                      <a:ext cx="5539295" cy="3690957"/>
                     </a:xfrm>
                     <a:prstGeom prst="rect">
                       <a:avLst/>
@@ -6422,11 +6628,157 @@
         <w:rPr>
           <w:lang w:val="ru-RU"/>
         </w:rPr>
-        <w:t>Рисунок 10 — Изменение количества экземпляров книги</w:t>
+        <w:t xml:space="preserve">Рисунок 12 — Добавление автора через </w:t>
+      </w:r>
+      <w:r>
+        <w:t>REST</w:t>
+      </w:r>
+      <w:r>
+        <w:rPr>
+          <w:lang w:val="ru-RU"/>
+        </w:rPr>
+        <w:t xml:space="preserve"> </w:t>
+      </w:r>
+      <w:r>
+        <w:t>API</w:t>
       </w:r>
     </w:p>
     <w:p>
       <w:pPr>
+        <w:pStyle w:val="1"/>
+        <w:spacing w:before="0" w:after="120" w:line="360" w:lineRule="auto"/>
+        <w:rPr>
+          <w:lang w:val="ru-RU"/>
+        </w:rPr>
+      </w:pPr>
+      <w:r>
+        <w:rPr>
+          <w:rFonts w:ascii="Times New Roman" w:eastAsia="Times New Roman" w:hAnsi="Times New Roman"/>
+          <w:lang w:val="ru-RU"/>
+        </w:rPr>
+        <w:lastRenderedPageBreak/>
+        <w:t>6</w:t>
+      </w:r>
+      <w:r>
+        <w:rPr>
+          <w:rFonts w:ascii="Times New Roman" w:eastAsia="Times New Roman" w:hAnsi="Times New Roman"/>
+          <w:lang w:val="ru-RU"/>
+        </w:rPr>
+        <w:t>.</w:t>
+      </w:r>
+      <w:r>
+        <w:rPr>
+          <w:rFonts w:ascii="Times New Roman" w:eastAsia="Times New Roman" w:hAnsi="Times New Roman"/>
+          <w:lang w:val="ru-RU"/>
+        </w:rPr>
+        <w:t xml:space="preserve"> Описание клиентской части</w:t>
+      </w:r>
+    </w:p>
+    <w:p>
+      <w:pPr>
+        <w:spacing w:after="0" w:line="360" w:lineRule="auto"/>
+        <w:ind w:firstLine="709"/>
+        <w:jc w:val="both"/>
+        <w:rPr>
+          <w:lang w:val="ru-RU"/>
+        </w:rPr>
+      </w:pPr>
+      <w:r>
+        <w:rPr>
+          <w:lang w:val="ru-RU"/>
+        </w:rPr>
+        <w:t xml:space="preserve">Клиентская часть приложения разработана с использованием библиотеки </w:t>
+      </w:r>
+      <w:r>
+        <w:t>React</w:t>
+      </w:r>
+      <w:r>
+        <w:rPr>
+          <w:lang w:val="ru-RU"/>
+        </w:rPr>
+        <w:t xml:space="preserve"> и инструмента сборки </w:t>
+      </w:r>
+      <w:proofErr w:type="spellStart"/>
+      <w:r>
+        <w:t>Vite</w:t>
+      </w:r>
+      <w:proofErr w:type="spellEnd"/>
+      <w:r>
+        <w:rPr>
+          <w:lang w:val="ru-RU"/>
+        </w:rPr>
+        <w:t>. Интерфейс предназначен для удобной работы пользователя с данными о книгах. Пользователь может просматривать список книг, добавлять новые книги, увеличивать количество экземпляров и удалять записи.</w:t>
+      </w:r>
+    </w:p>
+    <w:p>
+      <w:pPr>
+        <w:spacing w:after="0" w:line="360" w:lineRule="auto"/>
+        <w:ind w:firstLine="709"/>
+        <w:jc w:val="both"/>
+        <w:rPr>
+          <w:lang w:val="ru-RU"/>
+        </w:rPr>
+      </w:pPr>
+      <w:r>
+        <w:rPr>
+          <w:lang w:val="ru-RU"/>
+        </w:rPr>
+        <w:t xml:space="preserve">При загрузке страницы </w:t>
+      </w:r>
+      <w:r>
+        <w:t>React</w:t>
+      </w:r>
+      <w:r>
+        <w:rPr>
+          <w:lang w:val="ru-RU"/>
+        </w:rPr>
+        <w:t xml:space="preserve"> отправляет запросы к серверной части по адресам /</w:t>
+      </w:r>
+      <w:r>
+        <w:t>books</w:t>
+      </w:r>
+      <w:r>
+        <w:rPr>
+          <w:lang w:val="ru-RU"/>
+        </w:rPr>
+        <w:t xml:space="preserve"> и /</w:t>
+      </w:r>
+      <w:r>
+        <w:t>authors</w:t>
+      </w:r>
+      <w:r>
+        <w:rPr>
+          <w:lang w:val="ru-RU"/>
+        </w:rPr>
+        <w:t>. Полученные данные отображаются в таблице и в форме выбора автора.</w:t>
+      </w:r>
+    </w:p>
+    <w:p>
+      <w:pPr>
+        <w:spacing w:after="0" w:line="360" w:lineRule="auto"/>
+        <w:ind w:firstLine="709"/>
+        <w:jc w:val="both"/>
+        <w:rPr>
+          <w:lang w:val="ru-RU"/>
+        </w:rPr>
+      </w:pPr>
+      <w:r>
+        <w:rPr>
+          <w:lang w:val="ru-RU"/>
+        </w:rPr>
+        <w:t>Интерфейс приложения состоит из двух основных блоков: формы добавления книги и таблицы со списком книг. В таблице отображаются идентификатор, название, автор, жанр, издательство, год издания, цена, количество и действия.</w:t>
+      </w:r>
+    </w:p>
+    <w:p>
+      <w:pPr>
+        <w:spacing w:line="360" w:lineRule="auto"/>
+        <w:rPr>
+          <w:lang w:val="ru-RU"/>
+        </w:rPr>
+      </w:pPr>
+    </w:p>
+    <w:p>
+      <w:pPr>
         <w:spacing w:line="360" w:lineRule="auto"/>
         <w:jc w:val="center"/>
         <w:rPr>
@@ -6438,10 +6790,10 @@
           <w:noProof/>
         </w:rPr>
         <w:drawing>
-          <wp:inline distT="0" distB="0" distL="0" distR="0" wp14:anchorId="2CD0F74F" wp14:editId="6EAF11D4">
-            <wp:extent cx="6152515" cy="3885565"/>
-            <wp:effectExtent l="0" t="0" r="635" b="635"/>
-            <wp:docPr id="17" name="Рисунок 17"/>
+          <wp:inline distT="0" distB="0" distL="0" distR="0" wp14:anchorId="1E57C492" wp14:editId="551C6942">
+            <wp:extent cx="6152515" cy="2639060"/>
+            <wp:effectExtent l="0" t="0" r="635" b="8890"/>
+            <wp:docPr id="18" name="Рисунок 18"/>
             <wp:cNvGraphicFramePr>
               <a:graphicFrameLocks xmlns:a="http://schemas.openxmlformats.org/drawingml/2006/main" noChangeAspect="1"/>
             </wp:cNvGraphicFramePr>
@@ -6461,7 +6813,7 @@
                   <pic:spPr>
                     <a:xfrm>
                       <a:off x="0" y="0"/>
-                      <a:ext cx="6152515" cy="3885565"/>
+                      <a:ext cx="6152515" cy="2639060"/>
                     </a:xfrm>
                     <a:prstGeom prst="rect">
                       <a:avLst/>
@@ -6486,36 +6838,38 @@
         <w:rPr>
           <w:lang w:val="ru-RU"/>
         </w:rPr>
-        <w:t xml:space="preserve">Рисунок 11 — Удаление книги через </w:t>
-      </w:r>
-      <w:r>
-        <w:t>REST</w:t>
-      </w:r>
-      <w:r>
-        <w:rPr>
-          <w:lang w:val="ru-RU"/>
-        </w:rPr>
-        <w:t xml:space="preserve"> </w:t>
-      </w:r>
-      <w:r>
-        <w:t>API</w:t>
+        <w:t>Рисунок 1</w:t>
+      </w:r>
+      <w:r>
+        <w:rPr>
+          <w:lang w:val="ru-RU"/>
+        </w:rPr>
+        <w:t>3</w:t>
+      </w:r>
+      <w:r>
+        <w:rPr>
+          <w:lang w:val="ru-RU"/>
+        </w:rPr>
+        <w:t xml:space="preserve"> — Главная страница клиентского приложения</w:t>
       </w:r>
     </w:p>
     <w:p>
       <w:pPr>
         <w:spacing w:line="360" w:lineRule="auto"/>
         <w:jc w:val="center"/>
+        <w:rPr>
+          <w:lang w:val="ru-RU"/>
+        </w:rPr>
       </w:pPr>
       <w:r>
         <w:rPr>
           <w:noProof/>
         </w:rPr>
-        <w:lastRenderedPageBreak/>
         <w:drawing>
-          <wp:inline distT="0" distB="0" distL="0" distR="0" wp14:anchorId="624E9004" wp14:editId="0D0A006B">
-            <wp:extent cx="6152515" cy="4099560"/>
+          <wp:inline distT="0" distB="0" distL="0" distR="0" wp14:anchorId="36E9588D" wp14:editId="71A67E14">
+            <wp:extent cx="6152515" cy="481330"/>
             <wp:effectExtent l="0" t="0" r="635" b="0"/>
-            <wp:docPr id="20" name="Рисунок 20"/>
+            <wp:docPr id="19" name="Рисунок 19"/>
             <wp:cNvGraphicFramePr>
               <a:graphicFrameLocks xmlns:a="http://schemas.openxmlformats.org/drawingml/2006/main" noChangeAspect="1"/>
             </wp:cNvGraphicFramePr>
@@ -6535,292 +6889,6 @@
                   <pic:spPr>
                     <a:xfrm>
                       <a:off x="0" y="0"/>
-                      <a:ext cx="6152515" cy="4099560"/>
-                    </a:xfrm>
-                    <a:prstGeom prst="rect">
-                      <a:avLst/>
-                    </a:prstGeom>
-                  </pic:spPr>
-                </pic:pic>
-              </a:graphicData>
-            </a:graphic>
-          </wp:inline>
-        </w:drawing>
-      </w:r>
-    </w:p>
-    <w:p>
-      <w:pPr>
-        <w:spacing w:line="360" w:lineRule="auto"/>
-        <w:jc w:val="center"/>
-        <w:rPr>
-          <w:lang w:val="ru-RU"/>
-        </w:rPr>
-      </w:pPr>
-      <w:r>
-        <w:rPr>
-          <w:lang w:val="ru-RU"/>
-        </w:rPr>
-        <w:t xml:space="preserve">Рисунок 12 — Добавление автора через </w:t>
-      </w:r>
-      <w:r>
-        <w:t>REST</w:t>
-      </w:r>
-      <w:r>
-        <w:rPr>
-          <w:lang w:val="ru-RU"/>
-        </w:rPr>
-        <w:t xml:space="preserve"> </w:t>
-      </w:r>
-      <w:r>
-        <w:t>API</w:t>
-      </w:r>
-    </w:p>
-    <w:p>
-      <w:pPr>
-        <w:pStyle w:val="1"/>
-        <w:spacing w:before="0" w:after="120" w:line="360" w:lineRule="auto"/>
-        <w:rPr>
-          <w:lang w:val="ru-RU"/>
-        </w:rPr>
-      </w:pPr>
-      <w:r>
-        <w:rPr>
-          <w:rFonts w:ascii="Times New Roman" w:eastAsia="Times New Roman" w:hAnsi="Times New Roman"/>
-          <w:lang w:val="ru-RU"/>
-        </w:rPr>
-        <w:t>6</w:t>
-      </w:r>
-      <w:r>
-        <w:rPr>
-          <w:rFonts w:ascii="Times New Roman" w:eastAsia="Times New Roman" w:hAnsi="Times New Roman"/>
-          <w:lang w:val="ru-RU"/>
-        </w:rPr>
-        <w:t>.</w:t>
-      </w:r>
-      <w:r>
-        <w:rPr>
-          <w:rFonts w:ascii="Times New Roman" w:eastAsia="Times New Roman" w:hAnsi="Times New Roman"/>
-          <w:lang w:val="ru-RU"/>
-        </w:rPr>
-        <w:t xml:space="preserve"> Описание клиентской части</w:t>
-      </w:r>
-    </w:p>
-    <w:p>
-      <w:pPr>
-        <w:spacing w:after="0" w:line="360" w:lineRule="auto"/>
-        <w:ind w:firstLine="709"/>
-        <w:jc w:val="both"/>
-        <w:rPr>
-          <w:lang w:val="ru-RU"/>
-        </w:rPr>
-      </w:pPr>
-      <w:r>
-        <w:rPr>
-          <w:lang w:val="ru-RU"/>
-        </w:rPr>
-        <w:t xml:space="preserve">Клиентская часть приложения разработана с использованием библиотеки </w:t>
-      </w:r>
-      <w:r>
-        <w:t>React</w:t>
-      </w:r>
-      <w:r>
-        <w:rPr>
-          <w:lang w:val="ru-RU"/>
-        </w:rPr>
-        <w:t xml:space="preserve"> и инструмента сборки </w:t>
-      </w:r>
-      <w:proofErr w:type="spellStart"/>
-      <w:r>
-        <w:t>Vite</w:t>
-      </w:r>
-      <w:proofErr w:type="spellEnd"/>
-      <w:r>
-        <w:rPr>
-          <w:lang w:val="ru-RU"/>
-        </w:rPr>
-        <w:t>. Интерфейс предназначен для удобной работы пользователя с данными о книгах. Пользователь может просматривать список книг, добавлять новые книги, увеличивать количество экземпляров и удалять записи.</w:t>
-      </w:r>
-    </w:p>
-    <w:p>
-      <w:pPr>
-        <w:spacing w:after="0" w:line="360" w:lineRule="auto"/>
-        <w:ind w:firstLine="709"/>
-        <w:jc w:val="both"/>
-        <w:rPr>
-          <w:lang w:val="ru-RU"/>
-        </w:rPr>
-      </w:pPr>
-      <w:r>
-        <w:rPr>
-          <w:lang w:val="ru-RU"/>
-        </w:rPr>
-        <w:t xml:space="preserve">При загрузке страницы </w:t>
-      </w:r>
-      <w:r>
-        <w:t>React</w:t>
-      </w:r>
-      <w:r>
-        <w:rPr>
-          <w:lang w:val="ru-RU"/>
-        </w:rPr>
-        <w:t xml:space="preserve"> отправляет запросы к серверной части по адресам /</w:t>
-      </w:r>
-      <w:r>
-        <w:t>books</w:t>
-      </w:r>
-      <w:r>
-        <w:rPr>
-          <w:lang w:val="ru-RU"/>
-        </w:rPr>
-        <w:t xml:space="preserve"> и /</w:t>
-      </w:r>
-      <w:r>
-        <w:t>authors</w:t>
-      </w:r>
-      <w:r>
-        <w:rPr>
-          <w:lang w:val="ru-RU"/>
-        </w:rPr>
-        <w:t>. Полученные данные отображаются в таблице и в форме выбора автора.</w:t>
-      </w:r>
-    </w:p>
-    <w:p>
-      <w:pPr>
-        <w:spacing w:after="0" w:line="360" w:lineRule="auto"/>
-        <w:ind w:firstLine="709"/>
-        <w:jc w:val="both"/>
-        <w:rPr>
-          <w:lang w:val="ru-RU"/>
-        </w:rPr>
-      </w:pPr>
-      <w:r>
-        <w:rPr>
-          <w:lang w:val="ru-RU"/>
-        </w:rPr>
-        <w:t>Интерфейс приложения состоит из двух основных блоков: формы добавления книги и таблицы со списком книг. В таблице отображаются идентификатор, название, автор, жанр, издательство, год издания, цена, количество и действия.</w:t>
-      </w:r>
-    </w:p>
-    <w:p>
-      <w:pPr>
-        <w:spacing w:line="360" w:lineRule="auto"/>
-        <w:rPr>
-          <w:lang w:val="ru-RU"/>
-        </w:rPr>
-      </w:pPr>
-    </w:p>
-    <w:p>
-      <w:pPr>
-        <w:spacing w:line="360" w:lineRule="auto"/>
-        <w:jc w:val="center"/>
-        <w:rPr>
-          <w:lang w:val="ru-RU"/>
-        </w:rPr>
-      </w:pPr>
-      <w:r>
-        <w:rPr>
-          <w:noProof/>
-        </w:rPr>
-        <w:lastRenderedPageBreak/>
-        <w:drawing>
-          <wp:inline distT="0" distB="0" distL="0" distR="0" wp14:anchorId="1E57C492" wp14:editId="551C6942">
-            <wp:extent cx="6152515" cy="2639060"/>
-            <wp:effectExtent l="0" t="0" r="635" b="8890"/>
-            <wp:docPr id="18" name="Рисунок 18"/>
-            <wp:cNvGraphicFramePr>
-              <a:graphicFrameLocks xmlns:a="http://schemas.openxmlformats.org/drawingml/2006/main" noChangeAspect="1"/>
-            </wp:cNvGraphicFramePr>
-            <a:graphic xmlns:a="http://schemas.openxmlformats.org/drawingml/2006/main">
-              <a:graphicData uri="http://schemas.openxmlformats.org/drawingml/2006/picture">
-                <pic:pic xmlns:pic="http://schemas.openxmlformats.org/drawingml/2006/picture">
-                  <pic:nvPicPr>
-                    <pic:cNvPr id="1" name=""/>
-                    <pic:cNvPicPr/>
-                  </pic:nvPicPr>
-                  <pic:blipFill>
-                    <a:blip r:embed="rId23"/>
-                    <a:stretch>
-                      <a:fillRect/>
-                    </a:stretch>
-                  </pic:blipFill>
-                  <pic:spPr>
-                    <a:xfrm>
-                      <a:off x="0" y="0"/>
-                      <a:ext cx="6152515" cy="2639060"/>
-                    </a:xfrm>
-                    <a:prstGeom prst="rect">
-                      <a:avLst/>
-                    </a:prstGeom>
-                  </pic:spPr>
-                </pic:pic>
-              </a:graphicData>
-            </a:graphic>
-          </wp:inline>
-        </w:drawing>
-      </w:r>
-    </w:p>
-    <w:p>
-      <w:pPr>
-        <w:spacing w:line="360" w:lineRule="auto"/>
-        <w:jc w:val="center"/>
-        <w:rPr>
-          <w:lang w:val="ru-RU"/>
-        </w:rPr>
-      </w:pPr>
-      <w:r>
-        <w:rPr>
-          <w:lang w:val="ru-RU"/>
-        </w:rPr>
-        <w:t>Рисунок 1</w:t>
-      </w:r>
-      <w:r>
-        <w:rPr>
-          <w:lang w:val="ru-RU"/>
-        </w:rPr>
-        <w:t>3</w:t>
-      </w:r>
-      <w:r>
-        <w:rPr>
-          <w:lang w:val="ru-RU"/>
-        </w:rPr>
-        <w:t xml:space="preserve"> — Главная страница клиентского приложения</w:t>
-      </w:r>
-    </w:p>
-    <w:p>
-      <w:pPr>
-        <w:spacing w:line="360" w:lineRule="auto"/>
-        <w:jc w:val="center"/>
-        <w:rPr>
-          <w:lang w:val="ru-RU"/>
-        </w:rPr>
-      </w:pPr>
-      <w:r>
-        <w:rPr>
-          <w:noProof/>
-        </w:rPr>
-        <w:drawing>
-          <wp:inline distT="0" distB="0" distL="0" distR="0" wp14:anchorId="36E9588D" wp14:editId="71A67E14">
-            <wp:extent cx="6152515" cy="481330"/>
-            <wp:effectExtent l="0" t="0" r="635" b="0"/>
-            <wp:docPr id="19" name="Рисунок 19"/>
-            <wp:cNvGraphicFramePr>
-              <a:graphicFrameLocks xmlns:a="http://schemas.openxmlformats.org/drawingml/2006/main" noChangeAspect="1"/>
-            </wp:cNvGraphicFramePr>
-            <a:graphic xmlns:a="http://schemas.openxmlformats.org/drawingml/2006/main">
-              <a:graphicData uri="http://schemas.openxmlformats.org/drawingml/2006/picture">
-                <pic:pic xmlns:pic="http://schemas.openxmlformats.org/drawingml/2006/picture">
-                  <pic:nvPicPr>
-                    <pic:cNvPr id="1" name=""/>
-                    <pic:cNvPicPr/>
-                  </pic:nvPicPr>
-                  <pic:blipFill>
-                    <a:blip r:embed="rId24"/>
-                    <a:stretch>
-                      <a:fillRect/>
-                    </a:stretch>
-                  </pic:blipFill>
-                  <pic:spPr>
-                    <a:xfrm>
-                      <a:off x="0" y="0"/>
                       <a:ext cx="6152515" cy="481330"/>
                     </a:xfrm>
                     <a:prstGeom prst="rect">
@@ -6881,6 +6949,15 @@
     </w:p>
     <w:p>
       <w:pPr>
+        <w:spacing w:line="360" w:lineRule="auto"/>
+        <w:jc w:val="center"/>
+        <w:rPr>
+          <w:lang w:val="ru-RU"/>
+        </w:rPr>
+      </w:pPr>
+    </w:p>
+    <w:p>
+      <w:pPr>
         <w:pBdr>
           <w:top w:val="single" w:sz="4" w:space="1" w:color="auto"/>
           <w:left w:val="single" w:sz="4" w:space="4" w:color="auto"/>
@@ -6891,12 +6968,12 @@
         </w:pBdr>
         <w:spacing w:after="120" w:line="240" w:lineRule="auto"/>
       </w:pPr>
-      <w:bookmarkStart w:id="0" w:name="_GoBack"/>
       <w:r>
         <w:rPr>
           <w:rFonts w:ascii="Courier New" w:eastAsia="Courier New" w:hAnsi="Courier New"/>
           <w:sz w:val="18"/>
         </w:rPr>
+        <w:lastRenderedPageBreak/>
         <w:t xml:space="preserve">async function </w:t>
       </w:r>
       <w:proofErr w:type="spellStart"/>
@@ -6996,7 +7073,6 @@
         <w:t>}</w:t>
       </w:r>
     </w:p>
-    <w:bookmarkEnd w:id="0"/>
     <w:p>
       <w:pPr>
         <w:spacing w:line="360" w:lineRule="auto"/>
@@ -7050,6 +7126,133 @@
         <w:spacing w:before="0" w:after="120" w:line="360" w:lineRule="auto"/>
         <w:jc w:val="center"/>
         <w:rPr>
+          <w:rFonts w:ascii="Times New Roman" w:eastAsia="Times New Roman" w:hAnsi="Times New Roman"/>
+          <w:lang w:val="ru-RU"/>
+        </w:rPr>
+      </w:pPr>
+    </w:p>
+    <w:p>
+      <w:pPr>
+        <w:pStyle w:val="1"/>
+        <w:spacing w:before="0" w:after="120" w:line="360" w:lineRule="auto"/>
+        <w:jc w:val="center"/>
+        <w:rPr>
+          <w:rFonts w:ascii="Times New Roman" w:eastAsia="Times New Roman" w:hAnsi="Times New Roman"/>
+          <w:lang w:val="ru-RU"/>
+        </w:rPr>
+      </w:pPr>
+    </w:p>
+    <w:p>
+      <w:pPr>
+        <w:pStyle w:val="1"/>
+        <w:spacing w:before="0" w:after="120" w:line="360" w:lineRule="auto"/>
+        <w:jc w:val="center"/>
+        <w:rPr>
+          <w:rFonts w:ascii="Times New Roman" w:eastAsia="Times New Roman" w:hAnsi="Times New Roman"/>
+          <w:lang w:val="ru-RU"/>
+        </w:rPr>
+      </w:pPr>
+    </w:p>
+    <w:p>
+      <w:pPr>
+        <w:pStyle w:val="1"/>
+        <w:spacing w:before="0" w:after="120" w:line="360" w:lineRule="auto"/>
+        <w:jc w:val="center"/>
+        <w:rPr>
+          <w:rFonts w:ascii="Times New Roman" w:eastAsia="Times New Roman" w:hAnsi="Times New Roman"/>
+          <w:lang w:val="ru-RU"/>
+        </w:rPr>
+      </w:pPr>
+    </w:p>
+    <w:p>
+      <w:pPr>
+        <w:pStyle w:val="1"/>
+        <w:spacing w:before="0" w:after="120" w:line="360" w:lineRule="auto"/>
+        <w:jc w:val="center"/>
+        <w:rPr>
+          <w:rFonts w:ascii="Times New Roman" w:eastAsia="Times New Roman" w:hAnsi="Times New Roman"/>
+          <w:lang w:val="ru-RU"/>
+        </w:rPr>
+      </w:pPr>
+    </w:p>
+    <w:p>
+      <w:pPr>
+        <w:pStyle w:val="1"/>
+        <w:spacing w:before="0" w:after="120" w:line="360" w:lineRule="auto"/>
+        <w:jc w:val="center"/>
+        <w:rPr>
+          <w:rFonts w:ascii="Times New Roman" w:eastAsia="Times New Roman" w:hAnsi="Times New Roman"/>
+          <w:lang w:val="ru-RU"/>
+        </w:rPr>
+      </w:pPr>
+    </w:p>
+    <w:p>
+      <w:pPr>
+        <w:pStyle w:val="1"/>
+        <w:spacing w:before="0" w:after="120" w:line="360" w:lineRule="auto"/>
+        <w:jc w:val="center"/>
+        <w:rPr>
+          <w:rFonts w:ascii="Times New Roman" w:eastAsia="Times New Roman" w:hAnsi="Times New Roman"/>
+          <w:lang w:val="ru-RU"/>
+        </w:rPr>
+      </w:pPr>
+    </w:p>
+    <w:p>
+      <w:pPr>
+        <w:pStyle w:val="1"/>
+        <w:spacing w:before="0" w:after="120" w:line="360" w:lineRule="auto"/>
+        <w:jc w:val="center"/>
+        <w:rPr>
+          <w:rFonts w:ascii="Times New Roman" w:eastAsia="Times New Roman" w:hAnsi="Times New Roman"/>
+          <w:lang w:val="ru-RU"/>
+        </w:rPr>
+      </w:pPr>
+    </w:p>
+    <w:p>
+      <w:pPr>
+        <w:pStyle w:val="1"/>
+        <w:spacing w:before="0" w:after="120" w:line="360" w:lineRule="auto"/>
+        <w:jc w:val="center"/>
+        <w:rPr>
+          <w:rFonts w:ascii="Times New Roman" w:eastAsia="Times New Roman" w:hAnsi="Times New Roman"/>
+          <w:lang w:val="ru-RU"/>
+        </w:rPr>
+      </w:pPr>
+    </w:p>
+    <w:p>
+      <w:pPr>
+        <w:pStyle w:val="1"/>
+        <w:spacing w:before="0" w:after="120" w:line="360" w:lineRule="auto"/>
+        <w:jc w:val="center"/>
+        <w:rPr>
+          <w:rFonts w:ascii="Times New Roman" w:eastAsia="Times New Roman" w:hAnsi="Times New Roman"/>
+          <w:lang w:val="ru-RU"/>
+        </w:rPr>
+      </w:pPr>
+    </w:p>
+    <w:p>
+      <w:pPr>
+        <w:pStyle w:val="1"/>
+        <w:spacing w:before="0" w:after="120" w:line="360" w:lineRule="auto"/>
+        <w:rPr>
+          <w:rFonts w:ascii="Times New Roman" w:eastAsia="Times New Roman" w:hAnsi="Times New Roman"/>
+          <w:lang w:val="ru-RU"/>
+        </w:rPr>
+      </w:pPr>
+    </w:p>
+    <w:p>
+      <w:pPr>
+        <w:rPr>
+          <w:lang w:val="ru-RU"/>
+        </w:rPr>
+      </w:pPr>
+    </w:p>
+    <w:p>
+      <w:pPr>
+        <w:pStyle w:val="1"/>
+        <w:spacing w:before="0" w:after="120" w:line="360" w:lineRule="auto"/>
+        <w:jc w:val="center"/>
+        <w:rPr>
           <w:lang w:val="ru-RU"/>
         </w:rPr>
       </w:pPr>
@@ -7825,13 +8028,239 @@
     </w:p>
     <w:p>
       <w:pPr>
+        <w:widowControl w:val="0"/>
+        <w:tabs>
+          <w:tab w:val="left" w:pos="746"/>
+          <w:tab w:val="left" w:pos="2264"/>
+          <w:tab w:val="left" w:pos="2972"/>
+          <w:tab w:val="left" w:pos="4388"/>
+          <w:tab w:val="left" w:pos="5804"/>
+          <w:tab w:val="left" w:pos="6512"/>
+          <w:tab w:val="left" w:pos="7928"/>
+          <w:tab w:val="left" w:pos="8636"/>
+        </w:tabs>
+        <w:autoSpaceDE w:val="0"/>
+        <w:autoSpaceDN w:val="0"/>
+        <w:spacing w:after="0" w:line="384" w:lineRule="auto"/>
+        <w:ind w:right="452"/>
+        <w:rPr>
+          <w:lang w:val="ru-RU"/>
+        </w:rPr>
+      </w:pPr>
+      <w:r>
+        <w:rPr>
+          <w:lang w:val="ru-RU"/>
+        </w:rPr>
+        <w:t xml:space="preserve">7. </w:t>
+      </w:r>
+      <w:r>
+        <w:rPr>
+          <w:spacing w:val="-2"/>
+          <w:lang w:val="ru-RU"/>
+        </w:rPr>
+        <w:t>Исходный</w:t>
+      </w:r>
+      <w:r>
+        <w:rPr>
+          <w:lang w:val="ru-RU"/>
+        </w:rPr>
+        <w:t xml:space="preserve"> </w:t>
+      </w:r>
+      <w:r>
+        <w:rPr>
+          <w:spacing w:val="-4"/>
+          <w:lang w:val="ru-RU"/>
+        </w:rPr>
+        <w:t>код</w:t>
+      </w:r>
+      <w:r>
+        <w:rPr>
+          <w:lang w:val="ru-RU"/>
+        </w:rPr>
+        <w:t xml:space="preserve"> </w:t>
+      </w:r>
+      <w:r>
+        <w:rPr>
+          <w:spacing w:val="-2"/>
+          <w:lang w:val="ru-RU"/>
+        </w:rPr>
+        <w:t>проекта</w:t>
+      </w:r>
+      <w:r>
+        <w:rPr>
+          <w:lang w:val="ru-RU"/>
+        </w:rPr>
+        <w:t xml:space="preserve"> </w:t>
+      </w:r>
+      <w:r>
+        <w:rPr>
+          <w:spacing w:val="-2"/>
+          <w:lang w:val="ru-RU"/>
+        </w:rPr>
+        <w:t>[Электронный</w:t>
+      </w:r>
+      <w:r>
+        <w:rPr>
+          <w:lang w:val="ru-RU"/>
+        </w:rPr>
+        <w:t xml:space="preserve"> </w:t>
+      </w:r>
+      <w:r>
+        <w:rPr>
+          <w:spacing w:val="-2"/>
+          <w:lang w:val="ru-RU"/>
+        </w:rPr>
+        <w:t>ресурс].</w:t>
+      </w:r>
+      <w:r>
+        <w:rPr>
+          <w:lang w:val="ru-RU"/>
+        </w:rPr>
+        <w:t xml:space="preserve"> — </w:t>
+      </w:r>
+      <w:r>
+        <w:rPr>
+          <w:spacing w:val="-4"/>
+        </w:rPr>
+        <w:t>URL</w:t>
+      </w:r>
+      <w:r>
+        <w:rPr>
+          <w:spacing w:val="-4"/>
+          <w:lang w:val="ru-RU"/>
+        </w:rPr>
+        <w:t xml:space="preserve">: </w:t>
+      </w:r>
+    </w:p>
+    <w:p>
+      <w:pPr>
         <w:spacing w:after="0" w:line="360" w:lineRule="auto"/>
-        <w:ind w:left="1440"/>
         <w:jc w:val="both"/>
-      </w:pPr>
+        <w:rPr>
+          <w:lang w:val="ru-RU"/>
+        </w:rPr>
+      </w:pPr>
+      <w:hyperlink r:id="rId23" w:history="1">
+        <w:r>
+          <w:rPr>
+            <w:rStyle w:val="aff8"/>
+          </w:rPr>
+          <w:t>https</w:t>
+        </w:r>
+        <w:r>
+          <w:rPr>
+            <w:rStyle w:val="aff8"/>
+            <w:lang w:val="ru-RU"/>
+          </w:rPr>
+          <w:t>://</w:t>
+        </w:r>
+        <w:proofErr w:type="spellStart"/>
+        <w:r>
+          <w:rPr>
+            <w:rStyle w:val="aff8"/>
+          </w:rPr>
+          <w:t>github</w:t>
+        </w:r>
+        <w:proofErr w:type="spellEnd"/>
+        <w:r>
+          <w:rPr>
+            <w:rStyle w:val="aff8"/>
+            <w:lang w:val="ru-RU"/>
+          </w:rPr>
+          <w:t>.</w:t>
+        </w:r>
+        <w:r>
+          <w:rPr>
+            <w:rStyle w:val="aff8"/>
+          </w:rPr>
+          <w:t>com</w:t>
+        </w:r>
+        <w:r>
+          <w:rPr>
+            <w:rStyle w:val="aff8"/>
+            <w:lang w:val="ru-RU"/>
+          </w:rPr>
+          <w:t>/</w:t>
+        </w:r>
+        <w:proofErr w:type="spellStart"/>
+        <w:r>
+          <w:rPr>
+            <w:rStyle w:val="aff8"/>
+          </w:rPr>
+          <w:t>Adyandzh</w:t>
+        </w:r>
+        <w:proofErr w:type="spellEnd"/>
+        <w:r>
+          <w:rPr>
+            <w:rStyle w:val="aff8"/>
+            <w:lang w:val="ru-RU"/>
+          </w:rPr>
+          <w:t>/</w:t>
+        </w:r>
+        <w:r>
+          <w:rPr>
+            <w:rStyle w:val="aff8"/>
+          </w:rPr>
+          <w:t>BIVT</w:t>
+        </w:r>
+        <w:r>
+          <w:rPr>
+            <w:rStyle w:val="aff8"/>
+            <w:lang w:val="ru-RU"/>
+          </w:rPr>
+          <w:t>-24-5_</w:t>
+        </w:r>
+        <w:proofErr w:type="spellStart"/>
+        <w:r>
+          <w:rPr>
+            <w:rStyle w:val="aff8"/>
+          </w:rPr>
+          <w:t>Dzhinkeev</w:t>
+        </w:r>
+        <w:proofErr w:type="spellEnd"/>
+        <w:r>
+          <w:rPr>
+            <w:rStyle w:val="aff8"/>
+            <w:lang w:val="ru-RU"/>
+          </w:rPr>
+          <w:t>_</w:t>
+        </w:r>
+        <w:r>
+          <w:rPr>
+            <w:rStyle w:val="aff8"/>
+          </w:rPr>
+          <w:t>AV</w:t>
+        </w:r>
+        <w:r>
+          <w:rPr>
+            <w:rStyle w:val="aff8"/>
+            <w:lang w:val="ru-RU"/>
+          </w:rPr>
+          <w:t>_6_</w:t>
+        </w:r>
+        <w:r>
+          <w:rPr>
+            <w:rStyle w:val="aff8"/>
+          </w:rPr>
+          <w:t>Book</w:t>
+        </w:r>
+        <w:r>
+          <w:rPr>
+            <w:rStyle w:val="aff8"/>
+            <w:lang w:val="ru-RU"/>
+          </w:rPr>
+          <w:t>.</w:t>
+        </w:r>
+        <w:r>
+          <w:rPr>
+            <w:rStyle w:val="aff8"/>
+          </w:rPr>
+          <w:t>git</w:t>
+        </w:r>
+      </w:hyperlink>
     </w:p>
     <w:sectPr>
-      <w:footerReference w:type="default" r:id="rId25"/>
+      <w:footerReference w:type="default" r:id="rId24"/>
       <w:pgSz w:w="12240" w:h="15840"/>
       <w:pgMar w:top="1134" w:right="850" w:bottom="1134" w:left="1701" w:header="720" w:footer="720" w:gutter="0"/>
       <w:pgBorders w:display="firstPage" w:offsetFrom="page">
@@ -8323,6 +8752,129 @@
       </w:pPr>
       <w:rPr>
         <w:rFonts w:ascii="Wingdings" w:hAnsi="Wingdings" w:hint="default"/>
+      </w:rPr>
+    </w:lvl>
+  </w:abstractNum>
+  <w:abstractNum w:abstractNumId="11" w15:restartNumberingAfterBreak="0">
+    <w:nsid w:val="6D0474CC"/>
+    <w:multiLevelType w:val="hybridMultilevel"/>
+    <w:tmpl w:val="FE50CFF6"/>
+    <w:lvl w:ilvl="0" w:tplc="BE94BE80">
+      <w:start w:val="1"/>
+      <w:numFmt w:val="decimal"/>
+      <w:lvlText w:val="%1."/>
+      <w:lvlJc w:val="left"/>
+      <w:pPr>
+        <w:ind w:left="746" w:hanging="245"/>
+        <w:jc w:val="left"/>
+      </w:pPr>
+      <w:rPr>
+        <w:rFonts w:ascii="Times New Roman" w:eastAsia="Times New Roman" w:hAnsi="Times New Roman" w:cs="Times New Roman" w:hint="default"/>
+        <w:b w:val="0"/>
+        <w:bCs w:val="0"/>
+        <w:i w:val="0"/>
+        <w:iCs w:val="0"/>
+        <w:spacing w:val="0"/>
+        <w:w w:val="100"/>
+        <w:sz w:val="24"/>
+        <w:szCs w:val="24"/>
+        <w:lang w:val="ru-RU" w:eastAsia="en-US" w:bidi="ar-SA"/>
+      </w:rPr>
+    </w:lvl>
+    <w:lvl w:ilvl="1" w:tplc="A4ACC824">
+      <w:numFmt w:val="bullet"/>
+      <w:lvlText w:val="•"/>
+      <w:lvlJc w:val="left"/>
+      <w:pPr>
+        <w:ind w:left="1629" w:hanging="245"/>
+      </w:pPr>
+      <w:rPr>
+        <w:rFonts w:hint="default"/>
+        <w:lang w:val="ru-RU" w:eastAsia="en-US" w:bidi="ar-SA"/>
+      </w:rPr>
+    </w:lvl>
+    <w:lvl w:ilvl="2" w:tplc="A622D2DA">
+      <w:numFmt w:val="bullet"/>
+      <w:lvlText w:val="•"/>
+      <w:lvlJc w:val="left"/>
+      <w:pPr>
+        <w:ind w:left="2519" w:hanging="245"/>
+      </w:pPr>
+      <w:rPr>
+        <w:rFonts w:hint="default"/>
+        <w:lang w:val="ru-RU" w:eastAsia="en-US" w:bidi="ar-SA"/>
+      </w:rPr>
+    </w:lvl>
+    <w:lvl w:ilvl="3" w:tplc="72D48D42">
+      <w:numFmt w:val="bullet"/>
+      <w:lvlText w:val="•"/>
+      <w:lvlJc w:val="left"/>
+      <w:pPr>
+        <w:ind w:left="3409" w:hanging="245"/>
+      </w:pPr>
+      <w:rPr>
+        <w:rFonts w:hint="default"/>
+        <w:lang w:val="ru-RU" w:eastAsia="en-US" w:bidi="ar-SA"/>
+      </w:rPr>
+    </w:lvl>
+    <w:lvl w:ilvl="4" w:tplc="B2B6A686">
+      <w:numFmt w:val="bullet"/>
+      <w:lvlText w:val="•"/>
+      <w:lvlJc w:val="left"/>
+      <w:pPr>
+        <w:ind w:left="4298" w:hanging="245"/>
+      </w:pPr>
+      <w:rPr>
+        <w:rFonts w:hint="default"/>
+        <w:lang w:val="ru-RU" w:eastAsia="en-US" w:bidi="ar-SA"/>
+      </w:rPr>
+    </w:lvl>
+    <w:lvl w:ilvl="5" w:tplc="FDE01F24">
+      <w:numFmt w:val="bullet"/>
+      <w:lvlText w:val="•"/>
+      <w:lvlJc w:val="left"/>
+      <w:pPr>
+        <w:ind w:left="5188" w:hanging="245"/>
+      </w:pPr>
+      <w:rPr>
+        <w:rFonts w:hint="default"/>
+        <w:lang w:val="ru-RU" w:eastAsia="en-US" w:bidi="ar-SA"/>
+      </w:rPr>
+    </w:lvl>
+    <w:lvl w:ilvl="6" w:tplc="2A6E4486">
+      <w:numFmt w:val="bullet"/>
+      <w:lvlText w:val="•"/>
+      <w:lvlJc w:val="left"/>
+      <w:pPr>
+        <w:ind w:left="6078" w:hanging="245"/>
+      </w:pPr>
+      <w:rPr>
+        <w:rFonts w:hint="default"/>
+        <w:lang w:val="ru-RU" w:eastAsia="en-US" w:bidi="ar-SA"/>
+      </w:rPr>
+    </w:lvl>
+    <w:lvl w:ilvl="7" w:tplc="524A3092">
+      <w:numFmt w:val="bullet"/>
+      <w:lvlText w:val="•"/>
+      <w:lvlJc w:val="left"/>
+      <w:pPr>
+        <w:ind w:left="6967" w:hanging="245"/>
+      </w:pPr>
+      <w:rPr>
+        <w:rFonts w:hint="default"/>
+        <w:lang w:val="ru-RU" w:eastAsia="en-US" w:bidi="ar-SA"/>
+      </w:rPr>
+    </w:lvl>
+    <w:lvl w:ilvl="8" w:tplc="B6F446C0">
+      <w:numFmt w:val="bullet"/>
+      <w:lvlText w:val="•"/>
+      <w:lvlJc w:val="left"/>
+      <w:pPr>
+        <w:ind w:left="7857" w:hanging="245"/>
+      </w:pPr>
+      <w:rPr>
+        <w:rFonts w:hint="default"/>
+        <w:lang w:val="ru-RU" w:eastAsia="en-US" w:bidi="ar-SA"/>
       </w:rPr>
     </w:lvl>
   </w:abstractNum>
@@ -8358,6 +8910,9 @@
   </w:num>
   <w:num w:numId="11">
     <w:abstractNumId w:val="10"/>
+  </w:num>
+  <w:num w:numId="12">
+    <w:abstractNumId w:val="11"/>
   </w:num>
 </w:numbering>
 </file>
@@ -8559,7 +9114,7 @@
     <w:lsdException w:name="Medium Shading 2 Accent 1" w:uiPriority="64"/>
     <w:lsdException w:name="Medium List 1 Accent 1" w:uiPriority="65"/>
     <w:lsdException w:name="Revision" w:semiHidden="1"/>
-    <w:lsdException w:name="List Paragraph" w:uiPriority="34" w:qFormat="1"/>
+    <w:lsdException w:name="List Paragraph" w:uiPriority="1" w:qFormat="1"/>
     <w:lsdException w:name="Quote" w:uiPriority="29" w:qFormat="1"/>
     <w:lsdException w:name="Intense Quote" w:uiPriority="30" w:qFormat="1"/>
     <w:lsdException w:name="Medium List 2 Accent 1" w:uiPriority="66"/>
@@ -9170,7 +9725,7 @@
   <w:style w:type="paragraph" w:styleId="ae">
     <w:name w:val="List Paragraph"/>
     <w:basedOn w:val="a1"/>
-    <w:uiPriority w:val="34"/>
+    <w:uiPriority w:val="1"/>
     <w:qFormat/>
     <w:rsid w:val="00FC693F"/>
     <w:pPr>
@@ -19746,6 +20301,41 @@
       </w:tcPr>
     </w:tblStylePr>
   </w:style>
+  <w:style w:type="character" w:styleId="aff8">
+    <w:name w:val="Hyperlink"/>
+    <w:basedOn w:val="a2"/>
+    <w:uiPriority w:val="99"/>
+    <w:unhideWhenUsed/>
+    <w:rsid w:val="0092429E"/>
+    <w:rPr>
+      <w:color w:val="0000FF" w:themeColor="hyperlink"/>
+      <w:u w:val="single"/>
+    </w:rPr>
+  </w:style>
+  <w:style w:type="character" w:styleId="aff9">
+    <w:name w:val="Unresolved Mention"/>
+    <w:basedOn w:val="a2"/>
+    <w:uiPriority w:val="99"/>
+    <w:semiHidden/>
+    <w:unhideWhenUsed/>
+    <w:rsid w:val="0092429E"/>
+    <w:rPr>
+      <w:color w:val="605E5C"/>
+      <w:shd w:val="clear" w:color="auto" w:fill="E1DFDD"/>
+    </w:rPr>
+  </w:style>
+  <w:style w:type="character" w:styleId="affa">
+    <w:name w:val="FollowedHyperlink"/>
+    <w:basedOn w:val="a2"/>
+    <w:uiPriority w:val="99"/>
+    <w:semiHidden/>
+    <w:unhideWhenUsed/>
+    <w:rsid w:val="0092429E"/>
+    <w:rPr>
+      <w:color w:val="800080" w:themeColor="followedHyperlink"/>
+      <w:u w:val="single"/>
+    </w:rPr>
+  </w:style>
 </w:styles>
 </file>
 
@@ -20074,7 +20664,7 @@
 </file>
 
 <file path=customXml/itemProps1.xml><?xml version="1.0" encoding="utf-8"?>
-<ds:datastoreItem xmlns:ds="http://schemas.openxmlformats.org/officeDocument/2006/customXml" ds:itemID="{13B5CBDC-74A1-41E9-93E1-521E816E3426}">
+<ds:datastoreItem xmlns:ds="http://schemas.openxmlformats.org/officeDocument/2006/customXml" ds:itemID="{BB0FF9D7-1FED-4151-86FE-3D07797854D7}">
   <ds:schemaRefs>
     <ds:schemaRef ds:uri="http://schemas.openxmlformats.org/officeDocument/2006/bibliography"/>
   </ds:schemaRefs>
